--- a/ModelType+ComplexityCodebook_2020-07-21-MTG-LT-57.docx
+++ b/ModelType+ComplexityCodebook_2020-07-21-MTG-LT-57.docx
@@ -2405,4 +2405,10 @@
     <ds:schemaRef ds:uri="http://schemas.microsoft.com/internal/obd"/>
   </ds:schemaRefs>
 </ds:datastoreItem>
+</file>
+
+<file path=docMetadata/LabelInfo.xml><?xml version="1.0" encoding="utf-8"?>
+<clbl:labelList xmlns:clbl="http://schemas.microsoft.com/office/2020/mipLabelMetadata">
+  <clbl:label id="{a9ee03e0-b78c-4998-8bf4-79b266b85105}" enabled="1" method="Standard" siteId="{723a5a87-f39a-4a22-9247-3fc240c01396}" removed="0"/>
+</clbl:labelList>
 </file>